--- a/New_Outputs/Publication_Table2_Regression_NRS_HT4_HT6.docx
+++ b/New_Outputs/Publication_Table2_Regression_NRS_HT4_HT6.docx
@@ -207,7 +207,7 @@
                 <w:rFonts w:ascii="Calibri" w:hAnsi="Calibri"/>
                 <w:sz w:val="20"/>
               </w:rPr>
-              <w:t xml:space="default">ROE + 5-HT4 + 5-HT6</w:t>
+              <w:t xml:space="default">M3 ROE + 5-HT4 + 5-HT6</w:t>
             </w:r>
             <w:r>
               <w:rPr>
@@ -237,7 +237,7 @@
                 <w:rFonts w:ascii="Calibri" w:hAnsi="Calibri"/>
                 <w:sz w:val="20"/>
               </w:rPr>
-              <w:t xml:space="default">+ 5-HT4 x 5-HT6</w:t>
+              <w:t xml:space="default">M4 + ROE x 5-HT4 + ROE x 5-HT6</w:t>
             </w:r>
           </w:p>
         </w:tc>
@@ -258,7 +258,7 @@
                 <w:rFonts w:ascii="Calibri" w:hAnsi="Calibri"/>
                 <w:sz w:val="20"/>
               </w:rPr>
-              <w:t xml:space="default">+ Sex, MQS, SOWS, DOU</w:t>
+              <w:t xml:space="default">M5 + Sex, log MME, MQS non-opioid</w:t>
             </w:r>
           </w:p>
         </w:tc>
@@ -279,7 +279,7 @@
                 <w:rFonts w:ascii="Calibri" w:hAnsi="Calibri"/>
                 <w:sz w:val="20"/>
               </w:rPr>
-              <w:t xml:space="default">ROE + 5-HT4 + 5-HT6</w:t>
+              <w:t xml:space="default">M3 ROE + 5-HT4 + 5-HT6</w:t>
             </w:r>
           </w:p>
         </w:tc>
@@ -300,7 +300,7 @@
                 <w:rFonts w:ascii="Calibri" w:hAnsi="Calibri"/>
                 <w:sz w:val="20"/>
               </w:rPr>
-              <w:t xml:space="default">+ 5-HT4 x 5-HT6</w:t>
+              <w:t xml:space="default">M4 + ROE x 5-HT4 + ROE x 5-HT6</w:t>
             </w:r>
           </w:p>
         </w:tc>
@@ -322,7 +322,7 @@
                 <w:rFonts w:ascii="Calibri" w:hAnsi="Calibri"/>
                 <w:sz w:val="20"/>
               </w:rPr>
-              <w:t xml:space="default">+ Sex, MQS, SOWS, DOU</w:t>
+              <w:t xml:space="default">M5 + Sex, log MME, MQS non-opioid</w:t>
             </w:r>
           </w:p>
         </w:tc>
@@ -399,31 +399,31 @@
                 <w:rFonts w:ascii="Calibri" w:hAnsi="Calibri"/>
                 <w:sz w:val="20"/>
               </w:rPr>
-              <w:t xml:space="default">10.368***</w:t>
-            </w:r>
-          </w:p>
-        </w:tc>
-        <w:tc>
-          <w:tcPr>
-            <w:tcBorders>
-              <w:top w:val="single" w:space="0" w:color="TRANSPARENT"/>
-              <w:bottom w:val="single" w:space="0" w:color="TRANSPARENT"/>
-              <w:start w:val="single" w:space="0" w:color="TRANSPARENT"/>
-              <w:end w:val="single" w:space="0" w:color="TRANSPARENT"/>
-            </w:tcBorders>
-          </w:tcPr>
-          <w:p>
-            <w:pPr>
-              <w:spacing w:before="0" w:after="60"/>
-              <w:keepNext/>
-              <w:jc w:val="center"/>
-            </w:pPr>
-            <w:r>
-              <w:rPr>
-                <w:rFonts w:ascii="Calibri" w:hAnsi="Calibri"/>
-                <w:sz w:val="20"/>
-              </w:rPr>
-              <w:t xml:space="default">4.935**</w:t>
+              <w:t xml:space="default">9.902***</w:t>
+            </w:r>
+          </w:p>
+        </w:tc>
+        <w:tc>
+          <w:tcPr>
+            <w:tcBorders>
+              <w:top w:val="single" w:space="0" w:color="TRANSPARENT"/>
+              <w:bottom w:val="single" w:space="0" w:color="TRANSPARENT"/>
+              <w:start w:val="single" w:space="0" w:color="TRANSPARENT"/>
+              <w:end w:val="single" w:space="0" w:color="TRANSPARENT"/>
+            </w:tcBorders>
+          </w:tcPr>
+          <w:p>
+            <w:pPr>
+              <w:spacing w:before="0" w:after="60"/>
+              <w:keepNext/>
+              <w:jc w:val="center"/>
+            </w:pPr>
+            <w:r>
+              <w:rPr>
+                <w:rFonts w:ascii="Calibri" w:hAnsi="Calibri"/>
+                <w:sz w:val="20"/>
+              </w:rPr>
+              <w:t xml:space="default">1.828</w:t>
             </w:r>
           </w:p>
         </w:tc>
@@ -471,31 +471,31 @@
                 <w:rFonts w:ascii="Calibri" w:hAnsi="Calibri"/>
                 <w:sz w:val="20"/>
               </w:rPr>
-              <w:t xml:space="default">-10.962</w:t>
-            </w:r>
-          </w:p>
-        </w:tc>
-        <w:tc>
-          <w:tcPr>
-            <w:tcBorders>
-              <w:top w:val="single" w:space="0" w:color="TRANSPARENT"/>
-              <w:bottom w:val="single" w:space="0" w:color="TRANSPARENT"/>
-              <w:start w:val="single" w:space="0" w:color="TRANSPARENT"/>
-              <w:end w:val="single" w:space="0" w:color="TRANSPARENT"/>
-            </w:tcBorders>
-          </w:tcPr>
-          <w:p>
-            <w:pPr>
-              <w:spacing w:before="0" w:after="60"/>
-              <w:keepNext/>
-              <w:jc w:val="center"/>
-            </w:pPr>
-            <w:r>
-              <w:rPr>
-                <w:rFonts w:ascii="Calibri" w:hAnsi="Calibri"/>
-                <w:sz w:val="20"/>
-              </w:rPr>
-              <w:t xml:space="default">-11.315</w:t>
+              <w:t xml:space="default">-7.026</w:t>
+            </w:r>
+          </w:p>
+        </w:tc>
+        <w:tc>
+          <w:tcPr>
+            <w:tcBorders>
+              <w:top w:val="single" w:space="0" w:color="TRANSPARENT"/>
+              <w:bottom w:val="single" w:space="0" w:color="TRANSPARENT"/>
+              <w:start w:val="single" w:space="0" w:color="TRANSPARENT"/>
+              <w:end w:val="single" w:space="0" w:color="TRANSPARENT"/>
+            </w:tcBorders>
+          </w:tcPr>
+          <w:p>
+            <w:pPr>
+              <w:spacing w:before="0" w:after="60"/>
+              <w:keepNext/>
+              <w:jc w:val="center"/>
+            </w:pPr>
+            <w:r>
+              <w:rPr>
+                <w:rFonts w:ascii="Calibri" w:hAnsi="Calibri"/>
+                <w:sz w:val="20"/>
+              </w:rPr>
+              <w:t xml:space="default">-8.565</w:t>
             </w:r>
           </w:p>
         </w:tc>
@@ -572,31 +572,31 @@
                 <w:rFonts w:ascii="Calibri" w:hAnsi="Calibri"/>
                 <w:sz w:val="20"/>
               </w:rPr>
-              <w:t xml:space="default">1.487*</w:t>
-            </w:r>
-          </w:p>
-        </w:tc>
-        <w:tc>
-          <w:tcPr>
-            <w:tcBorders>
-              <w:top w:val="single" w:space="0" w:color="TRANSPARENT"/>
-              <w:bottom w:val="single" w:space="0" w:color="TRANSPARENT"/>
-              <w:start w:val="single" w:space="0" w:color="TRANSPARENT"/>
-              <w:end w:val="single" w:space="0" w:color="TRANSPARENT"/>
-            </w:tcBorders>
-          </w:tcPr>
-          <w:p>
-            <w:pPr>
-              <w:spacing w:before="0" w:after="60"/>
-              <w:keepNext/>
-              <w:jc w:val="center"/>
-            </w:pPr>
-            <w:r>
-              <w:rPr>
-                <w:rFonts w:ascii="Calibri" w:hAnsi="Calibri"/>
-                <w:sz w:val="20"/>
-              </w:rPr>
-              <w:t xml:space="default">0.784</w:t>
+              <w:t xml:space="default">1.278</w:t>
+            </w:r>
+          </w:p>
+        </w:tc>
+        <w:tc>
+          <w:tcPr>
+            <w:tcBorders>
+              <w:top w:val="single" w:space="0" w:color="TRANSPARENT"/>
+              <w:bottom w:val="single" w:space="0" w:color="TRANSPARENT"/>
+              <w:start w:val="single" w:space="0" w:color="TRANSPARENT"/>
+              <w:end w:val="single" w:space="0" w:color="TRANSPARENT"/>
+            </w:tcBorders>
+          </w:tcPr>
+          <w:p>
+            <w:pPr>
+              <w:spacing w:before="0" w:after="60"/>
+              <w:keepNext/>
+              <w:jc w:val="center"/>
+            </w:pPr>
+            <w:r>
+              <w:rPr>
+                <w:rFonts w:ascii="Calibri" w:hAnsi="Calibri"/>
+                <w:sz w:val="20"/>
+              </w:rPr>
+              <w:t xml:space="default">-0.052</w:t>
             </w:r>
           </w:p>
         </w:tc>
@@ -644,31 +644,31 @@
                 <w:rFonts w:ascii="Calibri" w:hAnsi="Calibri"/>
                 <w:sz w:val="20"/>
               </w:rPr>
-              <w:t xml:space="default">-4.495**</w:t>
-            </w:r>
-          </w:p>
-        </w:tc>
-        <w:tc>
-          <w:tcPr>
-            <w:tcBorders>
-              <w:top w:val="single" w:space="0" w:color="TRANSPARENT"/>
-              <w:bottom w:val="single" w:space="0" w:color="TRANSPARENT"/>
-              <w:start w:val="single" w:space="0" w:color="TRANSPARENT"/>
-              <w:end w:val="single" w:space="0" w:color="TRANSPARENT"/>
-            </w:tcBorders>
-          </w:tcPr>
-          <w:p>
-            <w:pPr>
-              <w:spacing w:before="0" w:after="60"/>
-              <w:keepNext/>
-              <w:jc w:val="center"/>
-            </w:pPr>
-            <w:r>
-              <w:rPr>
-                <w:rFonts w:ascii="Calibri" w:hAnsi="Calibri"/>
-                <w:sz w:val="20"/>
-              </w:rPr>
-              <w:t xml:space="default">-3.432*</w:t>
+              <w:t xml:space="default">-3.533</w:t>
+            </w:r>
+          </w:p>
+        </w:tc>
+        <w:tc>
+          <w:tcPr>
+            <w:tcBorders>
+              <w:top w:val="single" w:space="0" w:color="TRANSPARENT"/>
+              <w:bottom w:val="single" w:space="0" w:color="TRANSPARENT"/>
+              <w:start w:val="single" w:space="0" w:color="TRANSPARENT"/>
+              <w:end w:val="single" w:space="0" w:color="TRANSPARENT"/>
+            </w:tcBorders>
+          </w:tcPr>
+          <w:p>
+            <w:pPr>
+              <w:spacing w:before="0" w:after="60"/>
+              <w:keepNext/>
+              <w:jc w:val="center"/>
+            </w:pPr>
+            <w:r>
+              <w:rPr>
+                <w:rFonts w:ascii="Calibri" w:hAnsi="Calibri"/>
+                <w:sz w:val="20"/>
+              </w:rPr>
+              <w:t xml:space="default">-3.286</w:t>
             </w:r>
           </w:p>
         </w:tc>
@@ -745,31 +745,31 @@
                 <w:rFonts w:ascii="Calibri" w:hAnsi="Calibri"/>
                 <w:sz w:val="20"/>
               </w:rPr>
-              <w:t xml:space="default">2.752*</w:t>
-            </w:r>
-          </w:p>
-        </w:tc>
-        <w:tc>
-          <w:tcPr>
-            <w:tcBorders>
-              <w:top w:val="single" w:space="0" w:color="TRANSPARENT"/>
-              <w:bottom w:val="single" w:space="0" w:color="TRANSPARENT"/>
-              <w:start w:val="single" w:space="0" w:color="TRANSPARENT"/>
-              <w:end w:val="single" w:space="0" w:color="TRANSPARENT"/>
-            </w:tcBorders>
-          </w:tcPr>
-          <w:p>
-            <w:pPr>
-              <w:spacing w:before="0" w:after="60"/>
-              <w:keepNext/>
-              <w:jc w:val="center"/>
-            </w:pPr>
-            <w:r>
-              <w:rPr>
-                <w:rFonts w:ascii="Calibri" w:hAnsi="Calibri"/>
-                <w:sz w:val="20"/>
-              </w:rPr>
-              <w:t xml:space="default">1.521*</w:t>
+              <w:t xml:space="default">0.587</w:t>
+            </w:r>
+          </w:p>
+        </w:tc>
+        <w:tc>
+          <w:tcPr>
+            <w:tcBorders>
+              <w:top w:val="single" w:space="0" w:color="TRANSPARENT"/>
+              <w:bottom w:val="single" w:space="0" w:color="TRANSPARENT"/>
+              <w:start w:val="single" w:space="0" w:color="TRANSPARENT"/>
+              <w:end w:val="single" w:space="0" w:color="TRANSPARENT"/>
+            </w:tcBorders>
+          </w:tcPr>
+          <w:p>
+            <w:pPr>
+              <w:spacing w:before="0" w:after="60"/>
+              <w:keepNext/>
+              <w:jc w:val="center"/>
+            </w:pPr>
+            <w:r>
+              <w:rPr>
+                <w:rFonts w:ascii="Calibri" w:hAnsi="Calibri"/>
+                <w:sz w:val="20"/>
+              </w:rPr>
+              <w:t xml:space="default">-2.792</w:t>
             </w:r>
           </w:p>
         </w:tc>
@@ -817,31 +817,31 @@
                 <w:rFonts w:ascii="Calibri" w:hAnsi="Calibri"/>
                 <w:sz w:val="20"/>
               </w:rPr>
-              <w:t xml:space="default">-0.272</w:t>
-            </w:r>
-          </w:p>
-        </w:tc>
-        <w:tc>
-          <w:tcPr>
-            <w:tcBorders>
-              <w:top w:val="single" w:space="0" w:color="TRANSPARENT"/>
-              <w:bottom w:val="single" w:space="0" w:color="TRANSPARENT"/>
-              <w:start w:val="single" w:space="0" w:color="TRANSPARENT"/>
-              <w:end w:val="single" w:space="0" w:color="TRANSPARENT"/>
-            </w:tcBorders>
-          </w:tcPr>
-          <w:p>
-            <w:pPr>
-              <w:spacing w:before="0" w:after="60"/>
-              <w:keepNext/>
-              <w:jc w:val="center"/>
-            </w:pPr>
-            <w:r>
-              <w:rPr>
-                <w:rFonts w:ascii="Calibri" w:hAnsi="Calibri"/>
-                <w:sz w:val="20"/>
-              </w:rPr>
-              <w:t xml:space="default">0.835</w:t>
+              <w:t xml:space="default">5.833</w:t>
+            </w:r>
+          </w:p>
+        </w:tc>
+        <w:tc>
+          <w:tcPr>
+            <w:tcBorders>
+              <w:top w:val="single" w:space="0" w:color="TRANSPARENT"/>
+              <w:bottom w:val="single" w:space="0" w:color="TRANSPARENT"/>
+              <w:start w:val="single" w:space="0" w:color="TRANSPARENT"/>
+              <w:end w:val="single" w:space="0" w:color="TRANSPARENT"/>
+            </w:tcBorders>
+          </w:tcPr>
+          <w:p>
+            <w:pPr>
+              <w:spacing w:before="0" w:after="60"/>
+              <w:keepNext/>
+              <w:jc w:val="center"/>
+            </w:pPr>
+            <w:r>
+              <w:rPr>
+                <w:rFonts w:ascii="Calibri" w:hAnsi="Calibri"/>
+                <w:sz w:val="20"/>
+              </w:rPr>
+              <w:t xml:space="default">-1.886</w:t>
             </w:r>
           </w:p>
         </w:tc>
@@ -918,31 +918,31 @@
                 <w:rFonts w:ascii="Calibri" w:hAnsi="Calibri"/>
                 <w:sz w:val="20"/>
               </w:rPr>
-              <w:t xml:space="default">0.757</w:t>
-            </w:r>
-          </w:p>
-        </w:tc>
-        <w:tc>
-          <w:tcPr>
-            <w:tcBorders>
-              <w:top w:val="single" w:space="0" w:color="TRANSPARENT"/>
-              <w:bottom w:val="single" w:space="0" w:color="TRANSPARENT"/>
-              <w:start w:val="single" w:space="0" w:color="TRANSPARENT"/>
-              <w:end w:val="single" w:space="0" w:color="TRANSPARENT"/>
-            </w:tcBorders>
-          </w:tcPr>
-          <w:p>
-            <w:pPr>
-              <w:spacing w:before="0" w:after="60"/>
-              <w:keepNext/>
-              <w:jc w:val="center"/>
-            </w:pPr>
-            <w:r>
-              <w:rPr>
-                <w:rFonts w:ascii="Calibri" w:hAnsi="Calibri"/>
-                <w:sz w:val="20"/>
-              </w:rPr>
-              <w:t xml:space="default">-0.932</w:t>
+              <w:t xml:space="default">-1.238</w:t>
+            </w:r>
+          </w:p>
+        </w:tc>
+        <w:tc>
+          <w:tcPr>
+            <w:tcBorders>
+              <w:top w:val="single" w:space="0" w:color="TRANSPARENT"/>
+              <w:bottom w:val="single" w:space="0" w:color="TRANSPARENT"/>
+              <w:start w:val="single" w:space="0" w:color="TRANSPARENT"/>
+              <w:end w:val="single" w:space="0" w:color="TRANSPARENT"/>
+            </w:tcBorders>
+          </w:tcPr>
+          <w:p>
+            <w:pPr>
+              <w:spacing w:before="0" w:after="60"/>
+              <w:keepNext/>
+              <w:jc w:val="center"/>
+            </w:pPr>
+            <w:r>
+              <w:rPr>
+                <w:rFonts w:ascii="Calibri" w:hAnsi="Calibri"/>
+                <w:sz w:val="20"/>
+              </w:rPr>
+              <w:t xml:space="default">-5.496</w:t>
             </w:r>
           </w:p>
         </w:tc>
@@ -990,31 +990,31 @@
                 <w:rFonts w:ascii="Calibri" w:hAnsi="Calibri"/>
                 <w:sz w:val="20"/>
               </w:rPr>
-              <w:t xml:space="default">5.615*</w:t>
-            </w:r>
-          </w:p>
-        </w:tc>
-        <w:tc>
-          <w:tcPr>
-            <w:tcBorders>
-              <w:top w:val="single" w:space="0" w:color="TRANSPARENT"/>
-              <w:bottom w:val="single" w:space="0" w:color="TRANSPARENT"/>
-              <w:start w:val="single" w:space="0" w:color="TRANSPARENT"/>
-              <w:end w:val="single" w:space="0" w:color="TRANSPARENT"/>
-            </w:tcBorders>
-          </w:tcPr>
-          <w:p>
-            <w:pPr>
-              <w:spacing w:before="0" w:after="60"/>
-              <w:keepNext/>
-              <w:jc w:val="center"/>
-            </w:pPr>
-            <w:r>
-              <w:rPr>
-                <w:rFonts w:ascii="Calibri" w:hAnsi="Calibri"/>
-                <w:sz w:val="20"/>
-              </w:rPr>
-              <w:t xml:space="default">2.565</w:t>
+              <w:t xml:space="default">35.699</w:t>
+            </w:r>
+          </w:p>
+        </w:tc>
+        <w:tc>
+          <w:tcPr>
+            <w:tcBorders>
+              <w:top w:val="single" w:space="0" w:color="TRANSPARENT"/>
+              <w:bottom w:val="single" w:space="0" w:color="TRANSPARENT"/>
+              <w:start w:val="single" w:space="0" w:color="TRANSPARENT"/>
+              <w:end w:val="single" w:space="0" w:color="TRANSPARENT"/>
+            </w:tcBorders>
+          </w:tcPr>
+          <w:p>
+            <w:pPr>
+              <w:spacing w:before="0" w:after="60"/>
+              <w:keepNext/>
+              <w:jc w:val="center"/>
+            </w:pPr>
+            <w:r>
+              <w:rPr>
+                <w:rFonts w:ascii="Calibri" w:hAnsi="Calibri"/>
+                <w:sz w:val="20"/>
+              </w:rPr>
+              <w:t xml:space="default">47.748</w:t>
             </w:r>
           </w:p>
         </w:tc>
@@ -1043,7 +1043,7 @@
                 <w:rFonts w:ascii="Calibri" w:hAnsi="Calibri"/>
                 <w:sz w:val="20"/>
               </w:rPr>
-              <w:t xml:space="default">5-HT4 x 5-HT6</w:t>
+              <w:t xml:space="default">5-HT4 x log10 ROE</w:t>
             </w:r>
           </w:p>
         </w:tc>
@@ -1091,7 +1091,31 @@
                 <w:rFonts w:ascii="Calibri" w:hAnsi="Calibri"/>
                 <w:sz w:val="20"/>
               </w:rPr>
-              <w:t xml:space="default">2.457</w:t>
+              <w:t xml:space="default">-0.835</w:t>
+            </w:r>
+          </w:p>
+        </w:tc>
+        <w:tc>
+          <w:tcPr>
+            <w:tcBorders>
+              <w:top w:val="single" w:space="0" w:color="TRANSPARENT"/>
+              <w:bottom w:val="single" w:space="0" w:color="TRANSPARENT"/>
+              <w:start w:val="single" w:space="0" w:color="TRANSPARENT"/>
+              <w:end w:val="single" w:space="0" w:color="TRANSPARENT"/>
+            </w:tcBorders>
+          </w:tcPr>
+          <w:p>
+            <w:pPr>
+              <w:spacing w:before="0" w:after="60"/>
+              <w:keepNext/>
+              <w:jc w:val="center"/>
+            </w:pPr>
+            <w:r>
+              <w:rPr>
+                <w:rFonts w:ascii="Calibri" w:hAnsi="Calibri"/>
+                <w:sz w:val="20"/>
+              </w:rPr>
+              <w:t xml:space="default">-1.932</w:t>
             </w:r>
           </w:p>
         </w:tc>
@@ -1139,55 +1163,31 @@
                 <w:rFonts w:ascii="Calibri" w:hAnsi="Calibri"/>
                 <w:sz w:val="20"/>
               </w:rPr>
-              <w:t xml:space="default">--</w:t>
-            </w:r>
-          </w:p>
-        </w:tc>
-        <w:tc>
-          <w:tcPr>
-            <w:tcBorders>
-              <w:top w:val="single" w:space="0" w:color="TRANSPARENT"/>
-              <w:bottom w:val="single" w:space="0" w:color="TRANSPARENT"/>
-              <w:start w:val="single" w:space="0" w:color="TRANSPARENT"/>
-              <w:end w:val="single" w:space="0" w:color="TRANSPARENT"/>
-            </w:tcBorders>
-          </w:tcPr>
-          <w:p>
-            <w:pPr>
-              <w:spacing w:before="0" w:after="60"/>
-              <w:keepNext/>
-              <w:jc w:val="center"/>
-            </w:pPr>
-            <w:r>
-              <w:rPr>
-                <w:rFonts w:ascii="Calibri" w:hAnsi="Calibri"/>
-                <w:sz w:val="20"/>
-              </w:rPr>
-              <w:t xml:space="default">2.392</w:t>
-            </w:r>
-          </w:p>
-        </w:tc>
-        <w:tc>
-          <w:tcPr>
-            <w:tcBorders>
-              <w:top w:val="single" w:space="0" w:color="TRANSPARENT"/>
-              <w:bottom w:val="single" w:space="0" w:color="TRANSPARENT"/>
-              <w:start w:val="single" w:space="0" w:color="TRANSPARENT"/>
-              <w:end w:val="single" w:space="0" w:color="TRANSPARENT"/>
-            </w:tcBorders>
-          </w:tcPr>
-          <w:p>
-            <w:pPr>
-              <w:spacing w:before="0" w:after="60"/>
-              <w:keepNext/>
-              <w:jc w:val="center"/>
-            </w:pPr>
-            <w:r>
-              <w:rPr>
-                <w:rFonts w:ascii="Calibri" w:hAnsi="Calibri"/>
-                <w:sz w:val="20"/>
-              </w:rPr>
-              <w:t xml:space="default">--</w:t>
+              <w:t xml:space="default">1.764</w:t>
+            </w:r>
+          </w:p>
+        </w:tc>
+        <w:tc>
+          <w:tcPr>
+            <w:tcBorders>
+              <w:top w:val="single" w:space="0" w:color="TRANSPARENT"/>
+              <w:bottom w:val="single" w:space="0" w:color="TRANSPARENT"/>
+              <w:start w:val="single" w:space="0" w:color="TRANSPARENT"/>
+              <w:end w:val="single" w:space="0" w:color="TRANSPARENT"/>
+            </w:tcBorders>
+          </w:tcPr>
+          <w:p>
+            <w:pPr>
+              <w:spacing w:before="0" w:after="60"/>
+              <w:keepNext/>
+              <w:jc w:val="center"/>
+            </w:pPr>
+            <w:r>
+              <w:rPr>
+                <w:rFonts w:ascii="Calibri" w:hAnsi="Calibri"/>
+                <w:sz w:val="20"/>
+              </w:rPr>
+              <w:t xml:space="default">-0.266</w:t>
             </w:r>
           </w:p>
         </w:tc>
@@ -1216,7 +1216,7 @@
                 <w:rFonts w:ascii="Calibri" w:hAnsi="Calibri"/>
                 <w:sz w:val="20"/>
               </w:rPr>
-              <w:t xml:space="default">Sex (female = 1)</w:t>
+              <w:t xml:space="default">5-HT6 x log10 ROE</w:t>
             </w:r>
           </w:p>
         </w:tc>
@@ -1264,6 +1264,54 @@
                 <w:rFonts w:ascii="Calibri" w:hAnsi="Calibri"/>
                 <w:sz w:val="20"/>
               </w:rPr>
+              <w:t xml:space="default">-0.509</w:t>
+            </w:r>
+          </w:p>
+        </w:tc>
+        <w:tc>
+          <w:tcPr>
+            <w:tcBorders>
+              <w:top w:val="single" w:space="0" w:color="TRANSPARENT"/>
+              <w:bottom w:val="single" w:space="0" w:color="TRANSPARENT"/>
+              <w:start w:val="single" w:space="0" w:color="TRANSPARENT"/>
+              <w:end w:val="single" w:space="0" w:color="TRANSPARENT"/>
+            </w:tcBorders>
+          </w:tcPr>
+          <w:p>
+            <w:pPr>
+              <w:spacing w:before="0" w:after="60"/>
+              <w:keepNext/>
+              <w:jc w:val="center"/>
+            </w:pPr>
+            <w:r>
+              <w:rPr>
+                <w:rFonts w:ascii="Calibri" w:hAnsi="Calibri"/>
+                <w:sz w:val="20"/>
+              </w:rPr>
+              <w:t xml:space="default">-1.502</w:t>
+            </w:r>
+          </w:p>
+        </w:tc>
+        <w:tc>
+          <w:tcPr>
+            <w:tcBorders>
+              <w:top w:val="single" w:space="0" w:color="TRANSPARENT"/>
+              <w:bottom w:val="single" w:space="0" w:color="TRANSPARENT"/>
+              <w:start w:val="single" w:space="0" w:color="TRANSPARENT"/>
+              <w:end w:val="single" w:space="0" w:color="TRANSPARENT"/>
+            </w:tcBorders>
+          </w:tcPr>
+          <w:p>
+            <w:pPr>
+              <w:spacing w:before="0" w:after="60"/>
+              <w:keepNext/>
+              <w:jc w:val="center"/>
+            </w:pPr>
+            <w:r>
+              <w:rPr>
+                <w:rFonts w:ascii="Calibri" w:hAnsi="Calibri"/>
+                <w:sz w:val="20"/>
+              </w:rPr>
               <w:t xml:space="default">--</w:t>
             </w:r>
           </w:p>
@@ -1288,79 +1336,31 @@
                 <w:rFonts w:ascii="Calibri" w:hAnsi="Calibri"/>
                 <w:sz w:val="20"/>
               </w:rPr>
-              <w:t xml:space="default">0.987</w:t>
-            </w:r>
-          </w:p>
-        </w:tc>
-        <w:tc>
-          <w:tcPr>
-            <w:tcBorders>
-              <w:top w:val="single" w:space="0" w:color="TRANSPARENT"/>
-              <w:bottom w:val="single" w:space="0" w:color="TRANSPARENT"/>
-              <w:start w:val="single" w:space="0" w:color="TRANSPARENT"/>
-              <w:end w:val="single" w:space="0" w:color="TRANSPARENT"/>
-            </w:tcBorders>
-          </w:tcPr>
-          <w:p>
-            <w:pPr>
-              <w:spacing w:before="0" w:after="60"/>
-              <w:keepNext/>
-              <w:jc w:val="center"/>
-            </w:pPr>
-            <w:r>
-              <w:rPr>
-                <w:rFonts w:ascii="Calibri" w:hAnsi="Calibri"/>
-                <w:sz w:val="20"/>
-              </w:rPr>
-              <w:t xml:space="default">--</w:t>
-            </w:r>
-          </w:p>
-        </w:tc>
-        <w:tc>
-          <w:tcPr>
-            <w:tcBorders>
-              <w:top w:val="single" w:space="0" w:color="TRANSPARENT"/>
-              <w:bottom w:val="single" w:space="0" w:color="TRANSPARENT"/>
-              <w:start w:val="single" w:space="0" w:color="TRANSPARENT"/>
-              <w:end w:val="single" w:space="0" w:color="TRANSPARENT"/>
-            </w:tcBorders>
-          </w:tcPr>
-          <w:p>
-            <w:pPr>
-              <w:spacing w:before="0" w:after="60"/>
-              <w:keepNext/>
-              <w:jc w:val="center"/>
-            </w:pPr>
-            <w:r>
-              <w:rPr>
-                <w:rFonts w:ascii="Calibri" w:hAnsi="Calibri"/>
-                <w:sz w:val="20"/>
-              </w:rPr>
-              <w:t xml:space="default">--</w:t>
-            </w:r>
-          </w:p>
-        </w:tc>
-        <w:tc>
-          <w:tcPr>
-            <w:tcBorders>
-              <w:top w:val="single" w:space="0" w:color="TRANSPARENT"/>
-              <w:bottom w:val="single" w:space="0" w:color="TRANSPARENT"/>
-              <w:start w:val="single" w:space="0" w:color="TRANSPARENT"/>
-              <w:end w:val="single" w:space="0" w:color="TRANSPARENT"/>
-            </w:tcBorders>
-          </w:tcPr>
-          <w:p>
-            <w:pPr>
-              <w:spacing w:before="0" w:after="60"/>
-              <w:keepNext/>
-              <w:jc w:val="center"/>
-            </w:pPr>
-            <w:r>
-              <w:rPr>
-                <w:rFonts w:ascii="Calibri" w:hAnsi="Calibri"/>
-                <w:sz w:val="20"/>
-              </w:rPr>
-              <w:t xml:space="default">1.873</w:t>
+              <w:t xml:space="default">7.413</w:t>
+            </w:r>
+          </w:p>
+        </w:tc>
+        <w:tc>
+          <w:tcPr>
+            <w:tcBorders>
+              <w:top w:val="single" w:space="0" w:color="TRANSPARENT"/>
+              <w:bottom w:val="single" w:space="0" w:color="TRANSPARENT"/>
+              <w:start w:val="single" w:space="0" w:color="TRANSPARENT"/>
+              <w:end w:val="single" w:space="0" w:color="TRANSPARENT"/>
+            </w:tcBorders>
+          </w:tcPr>
+          <w:p>
+            <w:pPr>
+              <w:spacing w:before="0" w:after="60"/>
+              <w:keepNext/>
+              <w:jc w:val="center"/>
+            </w:pPr>
+            <w:r>
+              <w:rPr>
+                <w:rFonts w:ascii="Calibri" w:hAnsi="Calibri"/>
+                <w:sz w:val="20"/>
+              </w:rPr>
+              <w:t xml:space="default">10.195</w:t>
             </w:r>
           </w:p>
         </w:tc>
@@ -1389,7 +1389,7 @@
                 <w:rFonts w:ascii="Calibri" w:hAnsi="Calibri"/>
                 <w:sz w:val="20"/>
               </w:rPr>
-              <w:t xml:space="default">MQS non-opioid</w:t>
+              <w:t xml:space="default">Sex (female = 1)</w:t>
             </w:r>
           </w:p>
         </w:tc>
@@ -1461,7 +1461,7 @@
                 <w:rFonts w:ascii="Calibri" w:hAnsi="Calibri"/>
                 <w:sz w:val="20"/>
               </w:rPr>
-              <w:t xml:space="default">0.049**</w:t>
+              <w:t xml:space="default">1.242</w:t>
             </w:r>
           </w:p>
         </w:tc>
@@ -1533,7 +1533,7 @@
                 <w:rFonts w:ascii="Calibri" w:hAnsi="Calibri"/>
                 <w:sz w:val="20"/>
               </w:rPr>
-              <w:t xml:space="default">0.013</w:t>
+              <w:t xml:space="default">1.498</w:t>
             </w:r>
           </w:p>
         </w:tc>
@@ -1562,7 +1562,7 @@
                 <w:rFonts w:ascii="Calibri" w:hAnsi="Calibri"/>
                 <w:sz w:val="20"/>
               </w:rPr>
-              <w:t xml:space="default">SOWS withdrawal</w:t>
+              <w:t xml:space="default">log10 MME</w:t>
             </w:r>
           </w:p>
         </w:tc>
@@ -1634,7 +1634,7 @@
                 <w:rFonts w:ascii="Calibri" w:hAnsi="Calibri"/>
                 <w:sz w:val="20"/>
               </w:rPr>
-              <w:t xml:space="default">0.104**</w:t>
+              <w:t xml:space="default">1.484</w:t>
             </w:r>
           </w:p>
         </w:tc>
@@ -1706,7 +1706,7 @@
                 <w:rFonts w:ascii="Calibri" w:hAnsi="Calibri"/>
                 <w:sz w:val="20"/>
               </w:rPr>
-              <w:t xml:space="default">0.220*</w:t>
+              <w:t xml:space="default">0.626</w:t>
             </w:r>
           </w:p>
         </w:tc>
@@ -1735,7 +1735,7 @@
                 <w:rFonts w:ascii="Calibri" w:hAnsi="Calibri"/>
                 <w:sz w:val="20"/>
               </w:rPr>
-              <w:t xml:space="default">Duration of opioid use (yr)</w:t>
+              <w:t xml:space="default">MQS non-opioid</w:t>
             </w:r>
           </w:p>
         </w:tc>
@@ -1807,7 +1807,7 @@
                 <w:rFonts w:ascii="Calibri" w:hAnsi="Calibri"/>
                 <w:sz w:val="20"/>
               </w:rPr>
-              <w:t xml:space="default">0.096*</w:t>
+              <w:t xml:space="default">0.096**</w:t>
             </w:r>
           </w:p>
         </w:tc>
@@ -1879,7 +1879,7 @@
                 <w:rFonts w:ascii="Calibri" w:hAnsi="Calibri"/>
                 <w:sz w:val="20"/>
               </w:rPr>
-              <w:t xml:space="default">0.007</w:t>
+              <w:t xml:space="default">0.042</w:t>
             </w:r>
           </w:p>
         </w:tc>
@@ -1984,7 +1984,7 @@
                 <w:sz w:val="20"/>
                 <w:i/>
               </w:rPr>
-              <w:t xml:space="default">19</w:t>
+              <w:t xml:space="default">18</w:t>
             </w:r>
           </w:p>
         </w:tc>
@@ -2059,7 +2059,7 @@
                 <w:sz w:val="20"/>
                 <w:i/>
               </w:rPr>
-              <w:t xml:space="default">17</w:t>
+              <w:t xml:space="default">13</w:t>
             </w:r>
           </w:p>
         </w:tc>
@@ -2139,7 +2139,7 @@
                 <w:sz w:val="20"/>
                 <w:i/>
               </w:rPr>
-              <w:t xml:space="default">0.442</w:t>
+              <w:t xml:space="default">0.402</w:t>
             </w:r>
           </w:p>
         </w:tc>
@@ -2164,7 +2164,7 @@
                 <w:sz w:val="20"/>
                 <w:i/>
               </w:rPr>
-              <w:t xml:space="default">0.839</w:t>
+              <w:t xml:space="default">0.771</w:t>
             </w:r>
           </w:p>
         </w:tc>
@@ -2214,7 +2214,7 @@
                 <w:sz w:val="20"/>
                 <w:i/>
               </w:rPr>
-              <w:t xml:space="default">0.481</w:t>
+              <w:t xml:space="default">0.559</w:t>
             </w:r>
           </w:p>
         </w:tc>
@@ -2239,7 +2239,7 @@
                 <w:sz w:val="20"/>
                 <w:i/>
               </w:rPr>
-              <w:t xml:space="default">0.620</w:t>
+              <w:t xml:space="default">0.461</w:t>
             </w:r>
           </w:p>
         </w:tc>
@@ -2319,7 +2319,7 @@
                 <w:sz w:val="20"/>
                 <w:i/>
               </w:rPr>
-              <w:t xml:space="default">0.014</w:t>
+              <w:t xml:space="default">0.034</w:t>
             </w:r>
           </w:p>
         </w:tc>
@@ -2344,7 +2344,7 @@
                 <w:sz w:val="20"/>
                 <w:i/>
               </w:rPr>
-              <w:t xml:space="default">9.7e-05</w:t>
+              <w:t xml:space="default">0.002</w:t>
             </w:r>
           </w:p>
         </w:tc>
@@ -2394,7 +2394,7 @@
                 <w:sz w:val="20"/>
                 <w:i/>
               </w:rPr>
-              <w:t xml:space="default">0.016</w:t>
+              <w:t xml:space="default">0.012</w:t>
             </w:r>
           </w:p>
         </w:tc>
@@ -2419,7 +2419,7 @@
                 <w:sz w:val="20"/>
                 <w:i/>
               </w:rPr>
-              <w:t xml:space="default">0.017</w:t>
+              <w:t xml:space="default">0.222</w:t>
             </w:r>
           </w:p>
         </w:tc>
